--- a/Streams/index.docx
+++ b/Streams/index.docx
@@ -245,7 +245,13 @@
                 <w:rPr>
                   <w:rStyle w:val="a7"/>
                 </w:rPr>
-                <w:t>文档</w:t>
+                <w:t>文</w:t>
+              </w:r>
+              <w:r>
+                <w:rPr>
+                  <w:rStyle w:val="a7"/>
+                </w:rPr>
+                <w:t>档</w:t>
               </w:r>
             </w:hyperlink>
           </w:p>
@@ -294,7 +300,13 @@
                 <w:rPr>
                   <w:rStyle w:val="a7"/>
                 </w:rPr>
-                <w:t>文档</w:t>
+                <w:t>文</w:t>
+              </w:r>
+              <w:r>
+                <w:rPr>
+                  <w:rStyle w:val="a7"/>
+                </w:rPr>
+                <w:t>档</w:t>
               </w:r>
             </w:hyperlink>
           </w:p>
@@ -347,7 +359,13 @@
                 <w:rPr>
                   <w:rStyle w:val="a7"/>
                 </w:rPr>
-                <w:t>文档</w:t>
+                <w:t>文</w:t>
+              </w:r>
+              <w:r>
+                <w:rPr>
+                  <w:rStyle w:val="a7"/>
+                </w:rPr>
+                <w:t>档</w:t>
               </w:r>
             </w:hyperlink>
           </w:p>
@@ -406,7 +424,13 @@
                 <w:rPr>
                   <w:rStyle w:val="a7"/>
                 </w:rPr>
-                <w:t>文档</w:t>
+                <w:t>文</w:t>
+              </w:r>
+              <w:r>
+                <w:rPr>
+                  <w:rStyle w:val="a7"/>
+                </w:rPr>
+                <w:t>档</w:t>
               </w:r>
             </w:hyperlink>
           </w:p>
@@ -465,7 +489,13 @@
                 <w:rPr>
                   <w:rStyle w:val="a7"/>
                 </w:rPr>
-                <w:t>文档</w:t>
+                <w:t>文</w:t>
+              </w:r>
+              <w:r>
+                <w:rPr>
+                  <w:rStyle w:val="a7"/>
+                </w:rPr>
+                <w:t>档</w:t>
               </w:r>
             </w:hyperlink>
           </w:p>
@@ -518,7 +548,13 @@
                 <w:rPr>
                   <w:rStyle w:val="a7"/>
                 </w:rPr>
-                <w:t>文档</w:t>
+                <w:t>文</w:t>
+              </w:r>
+              <w:r>
+                <w:rPr>
+                  <w:rStyle w:val="a7"/>
+                </w:rPr>
+                <w:t>档</w:t>
               </w:r>
             </w:hyperlink>
           </w:p>
@@ -583,7 +619,13 @@
                 <w:rPr>
                   <w:rStyle w:val="a7"/>
                 </w:rPr>
-                <w:t>文档</w:t>
+                <w:t>文</w:t>
+              </w:r>
+              <w:r>
+                <w:rPr>
+                  <w:rStyle w:val="a7"/>
+                </w:rPr>
+                <w:t>档</w:t>
               </w:r>
             </w:hyperlink>
           </w:p>
@@ -645,7 +687,13 @@
                 <w:rPr>
                   <w:rStyle w:val="a7"/>
                 </w:rPr>
-                <w:t>文档</w:t>
+                <w:t>文</w:t>
+              </w:r>
+              <w:r>
+                <w:rPr>
+                  <w:rStyle w:val="a7"/>
+                </w:rPr>
+                <w:t>档</w:t>
               </w:r>
             </w:hyperlink>
           </w:p>
@@ -698,7 +746,13 @@
                 <w:rPr>
                   <w:rStyle w:val="a7"/>
                 </w:rPr>
-                <w:t>文档</w:t>
+                <w:t>文</w:t>
+              </w:r>
+              <w:r>
+                <w:rPr>
+                  <w:rStyle w:val="a7"/>
+                </w:rPr>
+                <w:t>档</w:t>
               </w:r>
             </w:hyperlink>
           </w:p>
@@ -760,7 +814,13 @@
                 <w:rPr>
                   <w:rStyle w:val="a7"/>
                 </w:rPr>
-                <w:t>文档</w:t>
+                <w:t>文</w:t>
+              </w:r>
+              <w:r>
+                <w:rPr>
+                  <w:rStyle w:val="a7"/>
+                </w:rPr>
+                <w:t>档</w:t>
               </w:r>
             </w:hyperlink>
           </w:p>
@@ -822,7 +882,13 @@
                 <w:rPr>
                   <w:rStyle w:val="a7"/>
                 </w:rPr>
-                <w:t>文档</w:t>
+                <w:t>文</w:t>
+              </w:r>
+              <w:r>
+                <w:rPr>
+                  <w:rStyle w:val="a7"/>
+                </w:rPr>
+                <w:t>档</w:t>
               </w:r>
             </w:hyperlink>
           </w:p>
@@ -884,7 +950,13 @@
                 <w:rPr>
                   <w:rStyle w:val="a7"/>
                 </w:rPr>
-                <w:t>文档</w:t>
+                <w:t>文</w:t>
+              </w:r>
+              <w:r>
+                <w:rPr>
+                  <w:rStyle w:val="a7"/>
+                </w:rPr>
+                <w:t>档</w:t>
               </w:r>
             </w:hyperlink>
           </w:p>
@@ -1229,7 +1301,7 @@
             <w:pPr>
               <w:pStyle w:val="af1"/>
               <w:rPr>
-                <w:rFonts w:ascii="宋体" w:hAnsi="宋体" w:cs="宋体" w:hint="eastAsia"/>
+                <w:rFonts w:ascii="宋体" w:hAnsi="宋体" w:cs="宋体"/>
                 <w:color w:val="080808"/>
                 <w:kern w:val="0"/>
                 <w14:ligatures w14:val="none"/>
